--- a/docs/Checkpoint_3_Spec.docx
+++ b/docs/Checkpoint_3_Spec.docx
@@ -4677,10 +4677,10 @@
           <w:color w:val="2F6F9F"/>
           <w:sz w:val="18"/>
         </w:rPr>
-        <w:t>docs/discussion_script.md</w:t>
+        <w:t>docs/dashboard_presentation_script.md</w:t>
       </w:r>
       <w:r>
-        <w:t xml:space="preserve"> already covers the project's findings across three speakers and can be cut down for this. The live demonstration should be the </w:t>
+        <w:t xml:space="preserve"> is the script for this: ten minutes, all three speaking, every page walked, with the segment slicer demonstrated live and six prepared answers for the questions. The live demonstration should be the </w:t>
       </w:r>
       <w:r>
         <w:rPr>
